--- a/AGENTS.docx
+++ b/AGENTS.docx
@@ -10,7 +10,7 @@
         <w:t xml:space="preserve">AGENTS</w:t>
       </w:r>
     </w:p>
-    <w:bookmarkStart w:id="33" w:name="vasic-digital-tmux--agentsmd"/>
+    <w:bookmarkStart w:id="34" w:name="vasic-digital-tmux--agentsmd"/>
     <w:p>
       <w:pPr>
         <w:pStyle w:val="Heading1"/>
@@ -2298,7 +2298,7 @@
       </w:r>
     </w:p>
     <w:bookmarkEnd w:id="19"/>
-    <w:bookmarkStart w:id="32" w:name="X503db2381440baa22bc246b08437cf66873e1ff"/>
+    <w:bookmarkStart w:id="33" w:name="X503db2381440baa22bc246b08437cf66873e1ff"/>
     <w:p>
       <w:pPr>
         <w:pStyle w:val="Heading2"/>
@@ -3620,8 +3620,147 @@
       </w:r>
     </w:p>
     <w:bookmarkEnd w:id="31"/>
+    <w:bookmarkStart w:id="32" w:name="X9e3bf6e3065cf8b59298db9cec2d5f1bf9a288e"/>
+    <w:p>
+      <w:pPr>
+        <w:pStyle w:val="Heading3"/>
+      </w:pPr>
+      <w:r>
+        <w:t xml:space="preserve">§11.4.99 — Latest-Source Documentation Cross-Reference Mandate</w:t>
+      </w:r>
+    </w:p>
+    <w:p>
+      <w:pPr>
+        <w:pStyle w:val="FirstParagraph"/>
+      </w:pPr>
+      <w:r>
+        <w:t xml:space="preserve">Inherited from</w:t>
+      </w:r>
+      <w:r>
+        <w:t xml:space="preserve"> </w:t>
+      </w:r>
+      <w:r>
+        <w:rPr>
+          <w:rStyle w:val="VerbatimChar"/>
+        </w:rPr>
+        <w:t xml:space="preserve">constitution/Constitution.md</w:t>
+      </w:r>
+      <w:r>
+        <w:t xml:space="preserve"> </w:t>
+      </w:r>
+      <w:r>
+        <w:t xml:space="preserve">§11.4.99 (commit</w:t>
+      </w:r>
+      <w:r>
+        <w:t xml:space="preserve"> </w:t>
+      </w:r>
+      <w:r>
+        <w:rPr>
+          <w:rStyle w:val="VerbatimChar"/>
+        </w:rPr>
+        <w:t xml:space="preserve">9e3bcc5</w:t>
+      </w:r>
+      <w:r>
+        <w:t xml:space="preserve"> </w:t>
+      </w:r>
+      <w:r>
+        <w:t xml:space="preserve">ff 2026-05-28). Before committing operator-facing instruction docs</w:t>
+      </w:r>
+      <w:r>
+        <w:t xml:space="preserve"> </w:t>
+      </w:r>
+      <w:r>
+        <w:t xml:space="preserve">(guides, manuals, setup walkthroughs, troubleshooting cookbooks, API</w:t>
+      </w:r>
+      <w:r>
+        <w:t xml:space="preserve"> </w:t>
+      </w:r>
+      <w:r>
+        <w:t xml:space="preserve">how-tos), fetch LATEST official online docs via WebFetch / MCP / direct</w:t>
+      </w:r>
+      <w:r>
+        <w:t xml:space="preserve"> </w:t>
+      </w:r>
+      <w:r>
+        <w:t xml:space="preserve">browsing (NOT training data). Cross-reference every instruction.</w:t>
+      </w:r>
+      <w:r>
+        <w:t xml:space="preserve"> </w:t>
+      </w:r>
+      <w:r>
+        <w:rPr>
+          <w:rStyle w:val="VerbatimChar"/>
+        </w:rPr>
+        <w:t xml:space="preserve">## Sources verified &lt;date&gt;</w:t>
+      </w:r>
+      <w:r>
+        <w:t xml:space="preserve"> </w:t>
+      </w:r>
+      <w:r>
+        <w:t xml:space="preserve">section in doc +</w:t>
+      </w:r>
+      <w:r>
+        <w:t xml:space="preserve"> </w:t>
+      </w:r>
+      <w:r>
+        <w:rPr>
+          <w:rStyle w:val="VerbatimChar"/>
+        </w:rPr>
+        <w:t xml:space="preserve">Sources verified &lt;date&gt;: &lt;urls&gt;</w:t>
+      </w:r>
+      <w:r>
+        <w:t xml:space="preserve"> </w:t>
+      </w:r>
+      <w:r>
+        <w:t xml:space="preserve">footer in commit message MANDATORY. Re-verification cadence:</w:t>
+      </w:r>
+      <w:r>
+        <w:t xml:space="preserve"> </w:t>
+      </w:r>
+      <w:r>
+        <w:t xml:space="preserve">≤6 mo general; ≤90 d for risk-classified (messengers, cloud, payments,</w:t>
+      </w:r>
+      <w:r>
+        <w:t xml:space="preserve"> </w:t>
+      </w:r>
+      <w:r>
+        <w:t xml:space="preserve">LLM, code-host, package mgrs). Stale → §11.4.90 Obsolete after 30-day</w:t>
+      </w:r>
+      <w:r>
+        <w:t xml:space="preserve"> </w:t>
+      </w:r>
+      <w:r>
+        <w:t xml:space="preserve">grace.</w:t>
+      </w:r>
+      <w:r>
+        <w:t xml:space="preserve"> </w:t>
+      </w:r>
+      <w:r>
+        <w:rPr>
+          <w:b/>
+          <w:bCs/>
+        </w:rPr>
+        <w:t xml:space="preserve">Canonical authority:</w:t>
+      </w:r>
+      <w:r>
+        <w:t xml:space="preserve"> </w:t>
+      </w:r>
+      <w:r>
+        <w:rPr>
+          <w:rStyle w:val="VerbatimChar"/>
+        </w:rPr>
+        <w:t xml:space="preserve">constitution/Constitution.md</w:t>
+      </w:r>
+      <w:r>
+        <w:t xml:space="preserve"> </w:t>
+      </w:r>
+      <w:r>
+        <w:t xml:space="preserve">§11.4.99.</w:t>
+      </w:r>
+    </w:p>
     <w:bookmarkEnd w:id="32"/>
     <w:bookmarkEnd w:id="33"/>
+    <w:bookmarkEnd w:id="34"/>
     <w:sectPr>
       <w:footnotePr>
         <w:numRestart w:val="eachSect"/>

--- a/AGENTS.docx
+++ b/AGENTS.docx
@@ -10,7 +10,7 @@
         <w:t xml:space="preserve">AGENTS</w:t>
       </w:r>
     </w:p>
-    <w:bookmarkStart w:id="69" w:name="vasic-digital-tmux--agentsmd"/>
+    <w:bookmarkStart w:id="70" w:name="vasic-digital-tmux--agentsmd"/>
     <w:p>
       <w:pPr>
         <w:pStyle w:val="Heading1"/>
@@ -2298,7 +2298,7 @@
       </w:r>
     </w:p>
     <w:bookmarkEnd w:id="19"/>
-    <w:bookmarkStart w:id="68" w:name="X503db2381440baa22bc246b08437cf66873e1ff"/>
+    <w:bookmarkStart w:id="69" w:name="X503db2381440baa22bc246b08437cf66873e1ff"/>
     <w:p>
       <w:pPr>
         <w:pStyle w:val="Heading2"/>
@@ -11750,7 +11750,7 @@
       </w:r>
     </w:p>
     <w:bookmarkEnd w:id="65"/>
-    <w:bookmarkStart w:id="67" w:name="X958b61bfbef36d2ac3ae857dce996a2579366ea"/>
+    <w:bookmarkStart w:id="68" w:name="X958b61bfbef36d2ac3ae857dce996a2579366ea"/>
     <w:p>
       <w:pPr>
         <w:pStyle w:val="Heading3"/>
@@ -19841,9 +19841,826 @@
         <w:t xml:space="preserve">flag.</w:t>
       </w:r>
     </w:p>
-    <w:bookmarkEnd w:id="67"/>
+    <w:p>
+      <w:pPr>
+        <w:pStyle w:val="BodyText"/>
+      </w:pPr>
+      <w:r>
+        <w:rPr>
+          <w:b/>
+          <w:bCs/>
+        </w:rPr>
+        <w:t xml:space="preserve">§11.4.159 — Mandatory window-specific video recording + vision validation mandate (User mandate, 2026-06-20).</w:t>
+      </w:r>
+      <w:r>
+        <w:t xml:space="preserve"> </w:t>
+      </w:r>
+      <w:r>
+        <w:t xml:space="preserve">Every feature test, validation, and QA session producing video evidence MUST use window-specific capture ONLY (not whole-screen), MP4 format (H.264), project-name prefixed filename, with mandatory vision validation after recording — the agent MUST read the terminal/video content and verify the feature actually works with real results. Expected-content specification REQUIRED before recording; content-verification workflow (SPECIFY → RECORD → EXTRACT → VERIFY → ACCEPT/REJECT) is MANDATORY. Rejected recordings require root-cause analysis before re-recording per §11.4.102. Composes §11.4.2/.5/.10/.29/.69/.83/.107/.111/.128/.137/.151/.153/.154/.155/.158/§1.1. Classification: universal (§11.4.17). Propagation gate</w:t>
+      </w:r>
+      <w:r>
+        <w:t xml:space="preserve"> </w:t>
+      </w:r>
+      <w:r>
+        <w:rPr>
+          <w:rStyle w:val="VerbatimChar"/>
+        </w:rPr>
+        <w:t xml:space="preserve">CM-COVENANT-114-159-PROPAGATION</w:t>
+      </w:r>
+      <w:r>
+        <w:t xml:space="preserve"> </w:t>
+      </w:r>
+      <w:r>
+        <w:t xml:space="preserve">+ paired §1.1 mutation.</w:t>
+      </w:r>
+      <w:r>
+        <w:t xml:space="preserve"> </w:t>
+      </w:r>
+      <w:r>
+        <w:rPr>
+          <w:b/>
+          <w:bCs/>
+        </w:rPr>
+        <w:t xml:space="preserve">Canonical authority:</w:t>
+      </w:r>
+      <w:r>
+        <w:t xml:space="preserve"> </w:t>
+      </w:r>
+      <w:r>
+        <w:t xml:space="preserve">constitution submodule</w:t>
+      </w:r>
+      <w:r>
+        <w:t xml:space="preserve"> </w:t>
+      </w:r>
+      <w:hyperlink r:id="rId66">
+        <w:r>
+          <w:rPr>
+            <w:rStyle w:val="VerbatimChar"/>
+          </w:rPr>
+          <w:t xml:space="preserve">Constitution.md</w:t>
+        </w:r>
+      </w:hyperlink>
+      <w:r>
+        <w:t xml:space="preserve"> </w:t>
+      </w:r>
+      <w:r>
+        <w:t xml:space="preserve">§11.4.159.</w:t>
+      </w:r>
+    </w:p>
+    <w:p>
+      <w:pPr>
+        <w:pStyle w:val="BodyText"/>
+      </w:pPr>
+      <w:r>
+        <w:rPr>
+          <w:b/>
+          <w:bCs/>
+        </w:rPr>
+        <w:t xml:space="preserve">§11.4.160 — Vision-verified recording + HelixQA bridge mandate (User mandate, 2026-06-21).</w:t>
+      </w:r>
+      <w:r>
+        <w:t xml:space="preserve"> </w:t>
+      </w:r>
+      <w:r>
+        <w:t xml:space="preserve">Every video recording for feature/QA evidence MUST be processed through a vision/OCR pipeline that reads on-screen content against SPECIFY-phase expected patterns before acceptance, with a bridge feeding captured frames to HelixQA for automated verification (frames at ≤5s intervals, self-validated analyzer per §11.4.107(10), per-frame PASS/FAIL verdict with evidence path). FLAG_SECURE surfaces use the §11.4.117 proxy oracle. Classification: universal (§11.4.17). Composes §11.4.5/.27/.69/.107/.112/.117/.153/.158/.159/§1.1. Propagation gate</w:t>
+      </w:r>
+      <w:r>
+        <w:t xml:space="preserve"> </w:t>
+      </w:r>
+      <w:r>
+        <w:rPr>
+          <w:rStyle w:val="VerbatimChar"/>
+        </w:rPr>
+        <w:t xml:space="preserve">CM-COVENANT-114-160-PROPAGATION</w:t>
+      </w:r>
+      <w:r>
+        <w:t xml:space="preserve"> </w:t>
+      </w:r>
+      <w:r>
+        <w:t xml:space="preserve">+ paired §1.1 mutation.</w:t>
+      </w:r>
+      <w:r>
+        <w:t xml:space="preserve"> </w:t>
+      </w:r>
+      <w:r>
+        <w:rPr>
+          <w:b/>
+          <w:bCs/>
+        </w:rPr>
+        <w:t xml:space="preserve">Canonical authority:</w:t>
+      </w:r>
+      <w:r>
+        <w:t xml:space="preserve"> </w:t>
+      </w:r>
+      <w:r>
+        <w:t xml:space="preserve">constitution submodule</w:t>
+      </w:r>
+      <w:r>
+        <w:t xml:space="preserve"> </w:t>
+      </w:r>
+      <w:hyperlink r:id="rId66">
+        <w:r>
+          <w:rPr>
+            <w:rStyle w:val="VerbatimChar"/>
+          </w:rPr>
+          <w:t xml:space="preserve">Constitution.md</w:t>
+        </w:r>
+      </w:hyperlink>
+      <w:r>
+        <w:t xml:space="preserve"> </w:t>
+      </w:r>
+      <w:r>
+        <w:t xml:space="preserve">§11.4.160.</w:t>
+      </w:r>
+    </w:p>
+    <w:p>
+      <w:pPr>
+        <w:pStyle w:val="BodyText"/>
+      </w:pPr>
+      <w:r>
+        <w:rPr>
+          <w:b/>
+          <w:bCs/>
+        </w:rPr>
+        <w:t xml:space="preserve">§11.4.161 — Rootless container runtime mandate (User mandate, 2026-06-21).</w:t>
+      </w:r>
+      <w:r>
+        <w:t xml:space="preserve"> </w:t>
+      </w:r>
+      <w:r>
+        <w:t xml:space="preserve">Every project MUST use Podman in rootless mode (or equivalent) for ALL containerized workloads — sudo or rootful Docker is STRICTLY FORBIDDEN unless the target platform has no rootless option AND that constraint is documented per §11.4.112. The</w:t>
+      </w:r>
+      <w:r>
+        <w:t xml:space="preserve"> </w:t>
+      </w:r>
+      <w:r>
+        <w:rPr>
+          <w:rStyle w:val="VerbatimChar"/>
+        </w:rPr>
+        <w:t xml:space="preserve">vasic-digital/containers</w:t>
+      </w:r>
+      <w:r>
+        <w:t xml:space="preserve"> </w:t>
+      </w:r>
+      <w:r>
+        <w:t xml:space="preserve">Submodule MUST be used as the sole container orchestration layer; missing capabilities extend the Submodule upstream per §11.4.74. Classification: universal (§11.4.17). Composes §11.4.76/.74/.10/.112/§12.3. Propagation gate</w:t>
+      </w:r>
+      <w:r>
+        <w:t xml:space="preserve"> </w:t>
+      </w:r>
+      <w:r>
+        <w:rPr>
+          <w:rStyle w:val="VerbatimChar"/>
+        </w:rPr>
+        <w:t xml:space="preserve">CM-COVENANT-114-161-PROPAGATION</w:t>
+      </w:r>
+      <w:r>
+        <w:t xml:space="preserve"> </w:t>
+      </w:r>
+      <w:r>
+        <w:t xml:space="preserve">+ paired §1.1 mutation.</w:t>
+      </w:r>
+      <w:r>
+        <w:t xml:space="preserve"> </w:t>
+      </w:r>
+      <w:r>
+        <w:rPr>
+          <w:b/>
+          <w:bCs/>
+        </w:rPr>
+        <w:t xml:space="preserve">Canonical authority:</w:t>
+      </w:r>
+      <w:r>
+        <w:t xml:space="preserve"> </w:t>
+      </w:r>
+      <w:r>
+        <w:t xml:space="preserve">constitution submodule</w:t>
+      </w:r>
+      <w:r>
+        <w:t xml:space="preserve"> </w:t>
+      </w:r>
+      <w:hyperlink r:id="rId66">
+        <w:r>
+          <w:rPr>
+            <w:rStyle w:val="VerbatimChar"/>
+          </w:rPr>
+          <w:t xml:space="preserve">Constitution.md</w:t>
+        </w:r>
+      </w:hyperlink>
+      <w:r>
+        <w:t xml:space="preserve"> </w:t>
+      </w:r>
+      <w:r>
+        <w:t xml:space="preserve">§11.4.161.</w:t>
+      </w:r>
+    </w:p>
+    <w:p>
+      <w:pPr>
+        <w:pStyle w:val="BodyText"/>
+      </w:pPr>
+      <w:r>
+        <w:rPr>
+          <w:b/>
+          <w:bCs/>
+        </w:rPr>
+        <w:t xml:space="preserve">§11.4.162 — OpenDesign UI design system mandate (User mandate, 2026-06-21).</w:t>
+      </w:r>
+      <w:r>
+        <w:t xml:space="preserve"> </w:t>
+      </w:r>
+      <w:r>
+        <w:t xml:space="preserve">Every project producing user-facing interfaces MUST use OpenDesign (</w:t>
+      </w:r>
+      <w:hyperlink r:id="rId67">
+        <w:r>
+          <w:rPr>
+            <w:rStyle w:val="Hyperlink"/>
+          </w:rPr>
+          <w:t xml:space="preserve">https://github.com/nexu-io/open-design</w:t>
+        </w:r>
+      </w:hyperlink>
+      <w:r>
+        <w:t xml:space="preserve">) as the mandatory UI design-and-refinement system — design tokens/themes for color (light+dark), typography, spacing, and component-level tokens; extend upstream per §11.4.74; every UI change covered by visual regression tests. Classification: universal (§11.4.17). Composes §11.4.74/.25/.27/.107/.48/.49/.69/§1.1. Propagation gate</w:t>
+      </w:r>
+      <w:r>
+        <w:t xml:space="preserve"> </w:t>
+      </w:r>
+      <w:r>
+        <w:rPr>
+          <w:rStyle w:val="VerbatimChar"/>
+        </w:rPr>
+        <w:t xml:space="preserve">CM-COVENANT-114-162-PROPAGATION</w:t>
+      </w:r>
+      <w:r>
+        <w:t xml:space="preserve"> </w:t>
+      </w:r>
+      <w:r>
+        <w:t xml:space="preserve">+ paired §1.1 mutation.</w:t>
+      </w:r>
+      <w:r>
+        <w:t xml:space="preserve"> </w:t>
+      </w:r>
+      <w:r>
+        <w:rPr>
+          <w:b/>
+          <w:bCs/>
+        </w:rPr>
+        <w:t xml:space="preserve">Canonical authority:</w:t>
+      </w:r>
+      <w:r>
+        <w:t xml:space="preserve"> </w:t>
+      </w:r>
+      <w:r>
+        <w:t xml:space="preserve">constitution submodule</w:t>
+      </w:r>
+      <w:r>
+        <w:t xml:space="preserve"> </w:t>
+      </w:r>
+      <w:hyperlink r:id="rId66">
+        <w:r>
+          <w:rPr>
+            <w:rStyle w:val="VerbatimChar"/>
+          </w:rPr>
+          <w:t xml:space="preserve">Constitution.md</w:t>
+        </w:r>
+      </w:hyperlink>
+      <w:r>
+        <w:t xml:space="preserve"> </w:t>
+      </w:r>
+      <w:r>
+        <w:t xml:space="preserve">§11.4.162.</w:t>
+      </w:r>
+    </w:p>
+    <w:p>
+      <w:pPr>
+        <w:pStyle w:val="BodyText"/>
+      </w:pPr>
+      <w:r>
+        <w:rPr>
+          <w:b/>
+          <w:bCs/>
+        </w:rPr>
+        <w:t xml:space="preserve">§11.4.163 — Universal Media Validation &amp; Verification Mandate (User mandate, 2026-06-21).</w:t>
+      </w:r>
+      <w:r>
+        <w:t xml:space="preserve"> </w:t>
+      </w:r>
+      <w:r>
+        <w:t xml:space="preserve">Every recorded artifact (video/audio/screenshot/cast/text output) MUST pass a MEDIA VALIDATION pipeline before acceptance — OCR/transcription/text parsing vs SPECIFY-phase expected patterns, self-validated analyzer (§11.4.107(10)), structured PASS/FAIL verdict with pinpoint data. Golden-bad fixture MUST FAIL. Classification: universal (§11.4.17). Composes §11.4.107/.112/.117/.159/.163/.5/.69/.102/.134/§1.1. Propagation gate</w:t>
+      </w:r>
+      <w:r>
+        <w:t xml:space="preserve"> </w:t>
+      </w:r>
+      <w:r>
+        <w:rPr>
+          <w:rStyle w:val="VerbatimChar"/>
+        </w:rPr>
+        <w:t xml:space="preserve">CM-COVENANT-114-163-PROPAGATION</w:t>
+      </w:r>
+      <w:r>
+        <w:t xml:space="preserve"> </w:t>
+      </w:r>
+      <w:r>
+        <w:t xml:space="preserve">+ paired §1.1 mutation.</w:t>
+      </w:r>
+      <w:r>
+        <w:t xml:space="preserve"> </w:t>
+      </w:r>
+      <w:r>
+        <w:rPr>
+          <w:b/>
+          <w:bCs/>
+        </w:rPr>
+        <w:t xml:space="preserve">Canonical authority:</w:t>
+      </w:r>
+      <w:r>
+        <w:t xml:space="preserve"> </w:t>
+      </w:r>
+      <w:r>
+        <w:t xml:space="preserve">constitution submodule</w:t>
+      </w:r>
+      <w:r>
+        <w:t xml:space="preserve"> </w:t>
+      </w:r>
+      <w:hyperlink r:id="rId66">
+        <w:r>
+          <w:rPr>
+            <w:rStyle w:val="VerbatimChar"/>
+          </w:rPr>
+          <w:t xml:space="preserve">Constitution.md</w:t>
+        </w:r>
+      </w:hyperlink>
+      <w:r>
+        <w:t xml:space="preserve"> </w:t>
+      </w:r>
+      <w:r>
+        <w:t xml:space="preserve">§11.4.163.</w:t>
+      </w:r>
+    </w:p>
+    <w:p>
+      <w:pPr>
+        <w:pStyle w:val="BodyText"/>
+      </w:pPr>
+      <w:r>
+        <w:rPr>
+          <w:b/>
+          <w:bCs/>
+        </w:rPr>
+        <w:t xml:space="preserve">§11.4.164 — Universal Constitution Auto-Propagation &amp; Hook System (User mandate, 2026-06-21).</w:t>
+      </w:r>
+      <w:r>
+        <w:t xml:space="preserve"> </w:t>
+      </w:r>
+      <w:r>
+        <w:t xml:space="preserve">Every constitution submodule fetch+pull MUST trigger</w:t>
+      </w:r>
+      <w:r>
+        <w:t xml:space="preserve"> </w:t>
+      </w:r>
+      <w:r>
+        <w:rPr>
+          <w:rStyle w:val="VerbatimChar"/>
+        </w:rPr>
+        <w:t xml:space="preserve">constitution/scripts/post_update_hook.sh</w:t>
+      </w:r>
+      <w:r>
+        <w:t xml:space="preserve"> </w:t>
+      </w:r>
+      <w:r>
+        <w:t xml:space="preserve">(inherited by reference, NEVER copied) that detects changed files, registers new skills/MCP/hooks/scripts, validates syntax, and emits a summary. Failure logs exact file:line and continues. Classification: universal (§11.4.17). Composes §11.4.28/.32/.35/.67/.77/.102/.122/§1.1. Propagation gate</w:t>
+      </w:r>
+      <w:r>
+        <w:t xml:space="preserve"> </w:t>
+      </w:r>
+      <w:r>
+        <w:rPr>
+          <w:rStyle w:val="VerbatimChar"/>
+        </w:rPr>
+        <w:t xml:space="preserve">CM-COVENANT-114-164-PROPAGATION</w:t>
+      </w:r>
+      <w:r>
+        <w:t xml:space="preserve"> </w:t>
+      </w:r>
+      <w:r>
+        <w:t xml:space="preserve">+ paired §1.1 mutation.</w:t>
+      </w:r>
+      <w:r>
+        <w:t xml:space="preserve"> </w:t>
+      </w:r>
+      <w:r>
+        <w:rPr>
+          <w:b/>
+          <w:bCs/>
+        </w:rPr>
+        <w:t xml:space="preserve">Canonical authority:</w:t>
+      </w:r>
+      <w:r>
+        <w:t xml:space="preserve"> </w:t>
+      </w:r>
+      <w:r>
+        <w:t xml:space="preserve">constitution submodule</w:t>
+      </w:r>
+      <w:r>
+        <w:t xml:space="preserve"> </w:t>
+      </w:r>
+      <w:hyperlink r:id="rId66">
+        <w:r>
+          <w:rPr>
+            <w:rStyle w:val="VerbatimChar"/>
+          </w:rPr>
+          <w:t xml:space="preserve">Constitution.md</w:t>
+        </w:r>
+      </w:hyperlink>
+      <w:r>
+        <w:t xml:space="preserve"> </w:t>
+      </w:r>
+      <w:r>
+        <w:t xml:space="preserve">§11.4.164.</w:t>
+      </w:r>
+    </w:p>
+    <w:p>
+      <w:pPr>
+        <w:pStyle w:val="BodyText"/>
+      </w:pPr>
+      <w:r>
+        <w:rPr>
+          <w:b/>
+          <w:bCs/>
+        </w:rPr>
+        <w:t xml:space="preserve">§11.4.165 — Universal Independent Verification Agent Mandate (User mandate, 2026-06-21).</w:t>
+      </w:r>
+      <w:r>
+        <w:t xml:space="preserve"> </w:t>
+      </w:r>
+      <w:r>
+        <w:t xml:space="preserve">Every code change OR recorded media artifact MUST pass an INDEPENDENT verifier structurally separate from the author (§11.4.70/.20), producing structured findings with evidence paths and iterating to GO per §11.4.134. Verifier self-validated by §1.1 mutation (knowingly broken change MUST be caught). Classification: universal (§11.4.17). Composes §11.4.142/.163/.44/.65/.86/.108/.125/.134/.10/.40/.92/.70/.20/.102/.159/§1.1. Propagation gate</w:t>
+      </w:r>
+      <w:r>
+        <w:t xml:space="preserve"> </w:t>
+      </w:r>
+      <w:r>
+        <w:rPr>
+          <w:rStyle w:val="VerbatimChar"/>
+        </w:rPr>
+        <w:t xml:space="preserve">CM-COVENANT-114-165-PROPAGATION</w:t>
+      </w:r>
+      <w:r>
+        <w:t xml:space="preserve"> </w:t>
+      </w:r>
+      <w:r>
+        <w:t xml:space="preserve">+ paired §1.1 mutation.</w:t>
+      </w:r>
+      <w:r>
+        <w:t xml:space="preserve"> </w:t>
+      </w:r>
+      <w:r>
+        <w:rPr>
+          <w:b/>
+          <w:bCs/>
+        </w:rPr>
+        <w:t xml:space="preserve">Canonical authority:</w:t>
+      </w:r>
+      <w:r>
+        <w:t xml:space="preserve"> </w:t>
+      </w:r>
+      <w:r>
+        <w:t xml:space="preserve">constitution submodule</w:t>
+      </w:r>
+      <w:r>
+        <w:t xml:space="preserve"> </w:t>
+      </w:r>
+      <w:hyperlink r:id="rId66">
+        <w:r>
+          <w:rPr>
+            <w:rStyle w:val="VerbatimChar"/>
+          </w:rPr>
+          <w:t xml:space="preserve">Constitution.md</w:t>
+        </w:r>
+      </w:hyperlink>
+      <w:r>
+        <w:t xml:space="preserve"> </w:t>
+      </w:r>
+      <w:r>
+        <w:t xml:space="preserve">§11.4.165.</w:t>
+      </w:r>
+    </w:p>
+    <w:p>
+      <w:pPr>
+        <w:pStyle w:val="BodyText"/>
+      </w:pPr>
+      <w:r>
+        <w:rPr>
+          <w:b/>
+          <w:bCs/>
+        </w:rPr>
+        <w:t xml:space="preserve">§11.4.166 — REPEALED (operator decision, 2026-06-22).</w:t>
+      </w:r>
+      <w:r>
+        <w:t xml:space="preserve"> </w:t>
+      </w:r>
+      <w:r>
+        <w:t xml:space="preserve">The Universal Semgrep static-analysis mandate is repealed. Semgrep no longer mandatory. Anchor 11.4.166 retired. See constitution</w:t>
+      </w:r>
+      <w:r>
+        <w:t xml:space="preserve"> </w:t>
+      </w:r>
+      <w:hyperlink r:id="rId66">
+        <w:r>
+          <w:rPr>
+            <w:rStyle w:val="VerbatimChar"/>
+          </w:rPr>
+          <w:t xml:space="preserve">Constitution.md</w:t>
+        </w:r>
+      </w:hyperlink>
+      <w:r>
+        <w:t xml:space="preserve"> </w:t>
+      </w:r>
+      <w:r>
+        <w:t xml:space="preserve">§11.4.166.</w:t>
+      </w:r>
+    </w:p>
+    <w:p>
+      <w:pPr>
+        <w:pStyle w:val="BodyText"/>
+      </w:pPr>
+      <w:r>
+        <w:rPr>
+          <w:b/>
+          <w:bCs/>
+        </w:rPr>
+        <w:t xml:space="preserve">§11.4.167 — Big-work-item feature work-stream lifecycle (User mandate, 2026-06-23).</w:t>
+      </w:r>
+      <w:r>
+        <w:t xml:space="preserve"> </w:t>
+      </w:r>
+      <w:r>
+        <w:t xml:space="preserve">Every BIG work item (new feature OR drastic/large fix) MUST be developed as its own isolated feature work-stream — own sibling project copy via CoW/reflink clone, own</w:t>
+      </w:r>
+      <w:r>
+        <w:t xml:space="preserve"> </w:t>
+      </w:r>
+      <w:r>
+        <w:rPr>
+          <w:rStyle w:val="VerbatimChar"/>
+        </w:rPr>
+        <w:t xml:space="preserve">feature/&lt;slug&gt;</w:t>
+      </w:r>
+      <w:r>
+        <w:t xml:space="preserve"> </w:t>
+      </w:r>
+      <w:r>
+        <w:t xml:space="preserve">branch, own per-feature builds + tags, kept SEPARATE from trunk until operator manually approves after testing. Trunk MUST be merged INTO every live stream frequently. Composes §11.4.28/.58/.70/.84/.103/.108/.113/.151/§1.1. Classification: universal (§11.4.17). Propagation gate</w:t>
+      </w:r>
+      <w:r>
+        <w:t xml:space="preserve"> </w:t>
+      </w:r>
+      <w:r>
+        <w:rPr>
+          <w:rStyle w:val="VerbatimChar"/>
+        </w:rPr>
+        <w:t xml:space="preserve">CM-COVENANT-114-167-PROPAGATION</w:t>
+      </w:r>
+      <w:r>
+        <w:t xml:space="preserve"> </w:t>
+      </w:r>
+      <w:r>
+        <w:t xml:space="preserve">+ paired §1.1 mutation.</w:t>
+      </w:r>
+      <w:r>
+        <w:t xml:space="preserve"> </w:t>
+      </w:r>
+      <w:r>
+        <w:rPr>
+          <w:b/>
+          <w:bCs/>
+        </w:rPr>
+        <w:t xml:space="preserve">Canonical authority:</w:t>
+      </w:r>
+      <w:r>
+        <w:t xml:space="preserve"> </w:t>
+      </w:r>
+      <w:r>
+        <w:t xml:space="preserve">constitution submodule</w:t>
+      </w:r>
+      <w:r>
+        <w:t xml:space="preserve"> </w:t>
+      </w:r>
+      <w:hyperlink r:id="rId66">
+        <w:r>
+          <w:rPr>
+            <w:rStyle w:val="VerbatimChar"/>
+          </w:rPr>
+          <w:t xml:space="preserve">Constitution.md</w:t>
+        </w:r>
+      </w:hyperlink>
+      <w:r>
+        <w:t xml:space="preserve"> </w:t>
+      </w:r>
+      <w:r>
+        <w:t xml:space="preserve">§11.4.167.</w:t>
+      </w:r>
+    </w:p>
+    <w:p>
+      <w:pPr>
+        <w:pStyle w:val="BodyText"/>
+      </w:pPr>
+      <w:r>
+        <w:rPr>
+          <w:b/>
+          <w:bCs/>
+        </w:rPr>
+        <w:t xml:space="preserve">§11.4.168 — Exported-document independent content + textual + full-visual validation mandate (User mandate, 2026-06-23).</w:t>
+      </w:r>
+      <w:r>
+        <w:t xml:space="preserve"> </w:t>
+      </w:r>
+      <w:r>
+        <w:t xml:space="preserve">Every generated/exported document (HTML/PDF/DOCX in §11.4.65 scope) MUST pass INDEPENDENT validation across THREE layers: (1) CONTENT — export faithfully carries source's intent; (2) TEXTUAL — human-readable, NO raw diagram-source leaking as body text; (3) FULL VISUAL — embedded diagrams render as IMAGES, verified by rendering the export. Self-validated analyzer per §11.4.107(10). Classification: universal (§11.4.17). Composes §11.4.65/.73/.107/.117/.135/.138/.142/.159/.163/.165/§1.1. Propagation gate</w:t>
+      </w:r>
+      <w:r>
+        <w:t xml:space="preserve"> </w:t>
+      </w:r>
+      <w:r>
+        <w:rPr>
+          <w:rStyle w:val="VerbatimChar"/>
+        </w:rPr>
+        <w:t xml:space="preserve">CM-COVENANT-114-168-PROPAGATION</w:t>
+      </w:r>
+      <w:r>
+        <w:t xml:space="preserve"> </w:t>
+      </w:r>
+      <w:r>
+        <w:t xml:space="preserve">+ paired §1.1 mutation.</w:t>
+      </w:r>
+      <w:r>
+        <w:t xml:space="preserve"> </w:t>
+      </w:r>
+      <w:r>
+        <w:rPr>
+          <w:b/>
+          <w:bCs/>
+        </w:rPr>
+        <w:t xml:space="preserve">Canonical authority:</w:t>
+      </w:r>
+      <w:r>
+        <w:t xml:space="preserve"> </w:t>
+      </w:r>
+      <w:r>
+        <w:t xml:space="preserve">constitution submodule</w:t>
+      </w:r>
+      <w:r>
+        <w:t xml:space="preserve"> </w:t>
+      </w:r>
+      <w:hyperlink r:id="rId66">
+        <w:r>
+          <w:rPr>
+            <w:rStyle w:val="VerbatimChar"/>
+          </w:rPr>
+          <w:t xml:space="preserve">Constitution.md</w:t>
+        </w:r>
+      </w:hyperlink>
+      <w:r>
+        <w:t xml:space="preserve"> </w:t>
+      </w:r>
+      <w:r>
+        <w:t xml:space="preserve">§11.4.168.</w:t>
+      </w:r>
+    </w:p>
+    <w:p>
+      <w:pPr>
+        <w:pStyle w:val="BodyText"/>
+      </w:pPr>
+      <w:r>
+        <w:rPr>
+          <w:b/>
+          <w:bCs/>
+        </w:rPr>
+        <w:t xml:space="preserve">§11.4.169 — Mandatory comprehensive test-type coverage with anti-bluff captured evidence (User mandate, 2026-06-25).</w:t>
+      </w:r>
+      <w:r>
+        <w:t xml:space="preserve"> </w:t>
+      </w:r>
+      <w:r>
+        <w:t xml:space="preserve">Every project MUST have this CLOSED enumerated test-type set aiming 100% coverage with zero false results: (1) unit, (2) integration, (3) e2e, (4) full-automation, (5) Challenges, (6) HelixQA, (7) DDoS/load-flood, (8) security, (9) stress+chaos, (10) concurrency/atomicity, (11) race-condition/deadlock, (12) memory, (13) benchmarking/performance. Each type REQUIRED where domain warrants; each PASS cites §11.4.5/.69/.107 physical evidence. Classification: universal (§11.4.17). Composes §11.4.4/.5/.6/.25/.27/.50/.52/.69/.76/.85/.98/.107/.123/.135/.146/§1.1. Propagation gate</w:t>
+      </w:r>
+      <w:r>
+        <w:t xml:space="preserve"> </w:t>
+      </w:r>
+      <w:r>
+        <w:rPr>
+          <w:rStyle w:val="VerbatimChar"/>
+        </w:rPr>
+        <w:t xml:space="preserve">CM-COVENANT-114-169-PROPAGATION</w:t>
+      </w:r>
+      <w:r>
+        <w:t xml:space="preserve"> </w:t>
+      </w:r>
+      <w:r>
+        <w:t xml:space="preserve">+ paired §1.1 mutation.</w:t>
+      </w:r>
+      <w:r>
+        <w:t xml:space="preserve"> </w:t>
+      </w:r>
+      <w:r>
+        <w:rPr>
+          <w:b/>
+          <w:bCs/>
+        </w:rPr>
+        <w:t xml:space="preserve">Canonical authority:</w:t>
+      </w:r>
+      <w:r>
+        <w:t xml:space="preserve"> </w:t>
+      </w:r>
+      <w:r>
+        <w:t xml:space="preserve">constitution submodule</w:t>
+      </w:r>
+      <w:r>
+        <w:t xml:space="preserve"> </w:t>
+      </w:r>
+      <w:hyperlink r:id="rId66">
+        <w:r>
+          <w:rPr>
+            <w:rStyle w:val="VerbatimChar"/>
+          </w:rPr>
+          <w:t xml:space="preserve">Constitution.md</w:t>
+        </w:r>
+      </w:hyperlink>
+      <w:r>
+        <w:t xml:space="preserve"> </w:t>
+      </w:r>
+      <w:r>
+        <w:t xml:space="preserve">§11.4.169.</w:t>
+      </w:r>
+    </w:p>
+    <w:p>
+      <w:pPr>
+        <w:pStyle w:val="BodyText"/>
+      </w:pPr>
+      <w:r>
+        <w:rPr>
+          <w:b/>
+          <w:bCs/>
+        </w:rPr>
+        <w:t xml:space="preserve">§11.4.170 — Device-independent host-side rendered-UI visual-proof mandate (User mandate, 2026-06-25).</w:t>
+      </w:r>
+      <w:r>
+        <w:t xml:space="preserve"> </w:t>
+      </w:r>
+      <w:r>
+        <w:t xml:space="preserve">Every change to ANY user-facing UI surface MUST be proven by DEVICE-INDEPENDENT host-side RENDERED PIXELS — the real component rendered to a PNG ON THE HOST (no device/emulator/running app; Compose→Roborazzi/Paparazzi, web→Playwright/Storybook, SwiftUI→snapshot-testing, equiv per stack) for EVERY screen×state×{light,dark} theme, dual-validated by (i) golden image-diff AND (ii) an OCR/vision oracle reading rendered text+labels+control bounds (NO overlap / label-over-label / clipping / off-screen / collapsed-or-giant-unbounded widget). VALUE/token-equality / property-assertion UI tests are FORBIDDEN as the PROOF a UI is correct — may supplement, NEVER substitute the rendered-pixel proof. Self-validated golden-good/golden-bad analyzer §11.4.107(10); "device offline" is NEVER a valid skip (host-render IS the device-independent path). COMPLEMENTS not replaces §11.4.153/.158/.159/.160 live-device recording + §11.4.162 OpenDesign tokens + §11.4.168 exported-doc visual validation. Classification: universal (§11.4.17). Propagation gate</w:t>
+      </w:r>
+      <w:r>
+        <w:t xml:space="preserve"> </w:t>
+      </w:r>
+      <w:r>
+        <w:rPr>
+          <w:rStyle w:val="VerbatimChar"/>
+        </w:rPr>
+        <w:t xml:space="preserve">CM-COVENANT-114-170-PROPAGATION</w:t>
+      </w:r>
+      <w:r>
+        <w:t xml:space="preserve"> </w:t>
+      </w:r>
+      <w:r>
+        <w:t xml:space="preserve">+ paired §1.1 mutation.</w:t>
+      </w:r>
+      <w:r>
+        <w:t xml:space="preserve"> </w:t>
+      </w:r>
+      <w:r>
+        <w:rPr>
+          <w:b/>
+          <w:bCs/>
+        </w:rPr>
+        <w:t xml:space="preserve">Canonical authority:</w:t>
+      </w:r>
+      <w:r>
+        <w:t xml:space="preserve"> </w:t>
+      </w:r>
+      <w:r>
+        <w:t xml:space="preserve">constitution submodule</w:t>
+      </w:r>
+      <w:r>
+        <w:t xml:space="preserve"> </w:t>
+      </w:r>
+      <w:hyperlink r:id="rId66">
+        <w:r>
+          <w:rPr>
+            <w:rStyle w:val="VerbatimChar"/>
+          </w:rPr>
+          <w:t xml:space="preserve">Constitution.md</w:t>
+        </w:r>
+      </w:hyperlink>
+      <w:r>
+        <w:t xml:space="preserve"> </w:t>
+      </w:r>
+      <w:r>
+        <w:t xml:space="preserve">§11.4.170.</w:t>
+      </w:r>
+    </w:p>
     <w:bookmarkEnd w:id="68"/>
     <w:bookmarkEnd w:id="69"/>
+    <w:bookmarkEnd w:id="70"/>
     <w:sectPr>
       <w:footnotePr>
         <w:numRestart w:val="eachSect"/>

--- a/AGENTS.docx
+++ b/AGENTS.docx
@@ -491,7 +491,61 @@
         <w:pStyle w:val="FirstParagraph"/>
       </w:pPr>
       <w:r>
-        <w:t xml:space="preserve">Verified hardened tmux 3.6a build with jemalloc, OOM protection, and</w:t>
+        <w:t xml:space="preserve">Verified hardened tmux</w:t>
+      </w:r>
+      <w:r>
+        <w:t xml:space="preserve"> </w:t>
+      </w:r>
+      <w:r>
+        <w:rPr>
+          <w:rStyle w:val="VerbatimChar"/>
+        </w:rPr>
+        <w:t xml:space="preserve">3.7b</w:t>
+      </w:r>
+      <w:r>
+        <w:t xml:space="preserve"> </w:t>
+      </w:r>
+      <w:r>
+        <w:t xml:space="preserve">build — upstream RELEASE TAG</w:t>
+      </w:r>
+      <w:r>
+        <w:t xml:space="preserve"> </w:t>
+      </w:r>
+      <w:r>
+        <w:rPr>
+          <w:rStyle w:val="VerbatimChar"/>
+        </w:rPr>
+        <w:t xml:space="preserve">3.7b</w:t>
+      </w:r>
+      <w:r>
+        <w:t xml:space="preserve"> </w:t>
+      </w:r>
+      <w:r>
+        <w:t xml:space="preserve">(commit</w:t>
+      </w:r>
+      <w:r>
+        <w:t xml:space="preserve"> </w:t>
+      </w:r>
+      <w:r>
+        <w:rPr>
+          <w:rStyle w:val="VerbatimChar"/>
+        </w:rPr>
+        <w:t xml:space="preserve">e802909</w:t>
+      </w:r>
+      <w:r>
+        <w:t xml:space="preserve">), adopted by explicit operator decision 2026-09-01</w:t>
+      </w:r>
+      <w:r>
+        <w:t xml:space="preserve"> </w:t>
+      </w:r>
+      <w:r>
+        <w:t xml:space="preserve">(the same-day revision of that day's earlier untagged-master pin,</w:t>
+      </w:r>
+      <w:r>
+        <w:t xml:space="preserve"> </w:t>
+      </w:r>
+      <w:r>
+        <w:t xml:space="preserve">Project §107) — with jemalloc, OOM protection, and</w:t>
       </w:r>
       <w:r>
         <w:t xml:space="preserve"> </w:t>
@@ -1481,7 +1535,7 @@
               <w:pStyle w:val="Compact"/>
             </w:pPr>
             <w:r>
-              <w:t xml:space="preserve">upstream submodule (tag</w:t>
+              <w:t xml:space="preserve">upstream submodule (pinned to release tag</w:t>
             </w:r>
             <w:r>
               <w:t xml:space="preserve"> </w:t>
@@ -1490,7 +1544,22 @@
               <w:rPr>
                 <w:rStyle w:val="VerbatimChar"/>
               </w:rPr>
-              <w:t xml:space="preserve">3.6a</w:t>
+              <w:t xml:space="preserve">3.7b</w:t>
+            </w:r>
+            <w:r>
+              <w:t xml:space="preserve"> </w:t>
+            </w:r>
+            <w:r>
+              <w:t xml:space="preserve">= commit</w:t>
+            </w:r>
+            <w:r>
+              <w:t xml:space="preserve"> </w:t>
+            </w:r>
+            <w:r>
+              <w:rPr>
+                <w:rStyle w:val="VerbatimChar"/>
+              </w:rPr>
+              <w:t xml:space="preserve">e802909</w:t>
             </w:r>
             <w:r>
               <w:t xml:space="preserve">) —</w:t>
@@ -2051,28 +2120,34 @@
         <w:t xml:space="preserve"> </w:t>
       </w:r>
       <w:r>
-        <w:t xml:space="preserve">submodule off tag</w:t>
-      </w:r>
-      <w:r>
-        <w:t xml:space="preserve"> </w:t>
-      </w:r>
-      <w:r>
-        <w:rPr>
-          <w:rStyle w:val="VerbatimChar"/>
-        </w:rPr>
-        <w:t xml:space="preserve">3.6a</w:t>
-      </w:r>
-      <w:r>
-        <w:t xml:space="preserve"> </w:t>
-      </w:r>
-      <w:r>
-        <w:t xml:space="preserve">without an explicit</w:t>
-      </w:r>
-      <w:r>
-        <w:t xml:space="preserve"> </w:t>
-      </w:r>
-      <w:r>
-        <w:t xml:space="preserve">documented decision (Project §107).</w:t>
+        <w:t xml:space="preserve">submodule off pinned release tag</w:t>
+      </w:r>
+      <w:r>
+        <w:t xml:space="preserve"> </w:t>
+      </w:r>
+      <w:r>
+        <w:rPr>
+          <w:rStyle w:val="VerbatimChar"/>
+        </w:rPr>
+        <w:t xml:space="preserve">3.7b</w:t>
+      </w:r>
+      <w:r>
+        <w:t xml:space="preserve"> </w:t>
+      </w:r>
+      <w:r>
+        <w:t xml:space="preserve">(commit</w:t>
+      </w:r>
+      <w:r>
+        <w:t xml:space="preserve"> </w:t>
+      </w:r>
+      <w:r>
+        <w:rPr>
+          <w:rStyle w:val="VerbatimChar"/>
+        </w:rPr>
+        <w:t xml:space="preserve">e802909</w:t>
+      </w:r>
+      <w:r>
+        <w:t xml:space="preserve">) without an explicit documented decision (Project §107).</w:t>
       </w:r>
     </w:p>
     <w:bookmarkEnd w:id="16"/>
